--- a/companies/calderwood-partners/Engagements/Garza, Leblanc and Porter/2009.06.25 - Kickoff Memo - Pricing Strategy.docx
+++ b/companies/calderwood-partners/Engagements/Garza, Leblanc and Porter/2009.06.25 - Kickoff Memo - Pricing Strategy.docx
@@ -4,30 +4,21 @@
   <w:body>
     <w:p>
       <w:r>
-        <w:t>To: Deborah Gordon, Brenda Rodriguez</w:t>
+        <w:t>To: Deborah Gordon and Brenda Rodriguez</w:t>
+        <w:br/>
+        <w:t>From: Mary Parker</w:t>
+        <w:br/>
+        <w:t>Re: Getting the pricing engagement for Garza, Leblanc and Porter under way</w:t>
       </w:r>
     </w:p>
     <w:p>
       <w:r>
-        <w:t>From: Mary Parker</w:t>
+        <w:t>Now that the engagement for Garza, Leblanc and Porter has opened, on June 22, 2009, I want to put down in one place how we have agreed to divide the early work, so that the three of us start in step and none of us duplicates what another is already holding. Our aim in these first weeks is narrow and practical: to understand how the client sets and manages its prices today, and to gather the market and competitor context we will need, before any of us forms a view about what should change. Nothing in this phase produces a recommendation; it produces a clean, shared picture of the present state that the later analysis can stand on.</w:t>
       </w:r>
     </w:p>
     <w:p>
       <w:r>
-        <w:t>Subject: Kickoff, pricing strategy for Garza, Leblanc and Porter</w:t>
-      </w:r>
-    </w:p>
-    <w:p>
-      <w:r>
-        <w:t>We begin the pricing work for Garza, Leblanc and Porter on June 22, 2009, and I want the three of us starting from the same map. What Garza, Leblanc and Porter has asked is simple to say and harder to answer well: they want to know why the prices they set are not the prices they collect, and they want a way to set and hold prices that they can actually run. Everything below serves that one question. Barbara Ward, their Director of Operations, is our point of contact, and she has offered her operations and finance people for the data we will need.</w:t>
-      </w:r>
-    </w:p>
-    <w:p>
-      <w:pPr>
-        <w:pStyle w:val="Heading2"/>
-      </w:pPr>
-      <w:r>
-        <w:t>The shape of the work</w:t>
+        <w:t>The work divides into five streams. I have put them in the order we expect to lean on them, since the present-state reading has to be at least under way before the benchmark means much:</w:t>
       </w:r>
     </w:p>
     <w:p>
@@ -35,7 +26,7 @@
         <w:pStyle w:val="ListBullet"/>
       </w:pPr>
       <w:r>
-        <w:t>Price realization comes first. Brenda Rodriguez will build the diagnostic that measures the gap between list and collected price, once discounts, rebates, freight, and terms are counted. I will gather the source data and record where each file came from, so that the first time the client questions a number we can show our working rather than rebuild it.</w:t>
+        <w:t>1. Present-state pricing. Brenda Rodriguez will document how prices are arrived at today across the main lines of the business, drawing on the client's own pricing files and a short round of interviews, and will note where the logic is consistent and where it is not. This is the stream the others depend on, so it goes first.</w:t>
       </w:r>
     </w:p>
     <w:p>
@@ -43,7 +34,7 @@
         <w:pStyle w:val="ListBullet"/>
       </w:pPr>
       <w:r>
-        <w:t>Margin by product and account grows out of the same data. This is where we see where the company earns and where it quietly gives money back. Brenda Rodriguez owns the analysis; Deborah Gordon and I will keep the product and account definitions consistent, because a margin figure is worthless if two of us are counting it differently.</w:t>
+        <w:t>2. Market and competitor benchmark. Deborah Gordon will build the comparison against what the market and the nearest competitors are charging, keeping the workbook structured so a single figure can always be traced back to its source. Deborah will hold off on any read of the gaps until the present-state numbers are firm enough to compare against.</w:t>
       </w:r>
     </w:p>
     <w:p>
@@ -51,7 +42,7 @@
         <w:pStyle w:val="ListBullet"/>
       </w:pPr>
       <w:r>
-        <w:t>How prices get set today is as much interview as arithmetic. We want to understand who quotes, who may discount, and how far that authority runs before anyone reviews it. Deborah Gordon will lead those conversations on the client side and draw the pattern out of them.</w:t>
+        <w:t>3. Company and market background. Mary Parker will assemble the profile of the client's markets and the peers worth watching, with the sources filed as they come in, to frame where price has room to move and where it does not.</w:t>
       </w:r>
     </w:p>
     <w:p>
@@ -59,20 +50,7 @@
         <w:pStyle w:val="ListBullet"/>
       </w:pPr>
       <w:r>
-        <w:t>The pricing approach is last, and it rests on the first three. We will not sketch a recommendation before the diagnostic supports it. When we reach it, Deborah Gordon drafts and Brenda Rodriguez tests the numbers underneath.</w:t>
-      </w:r>
-    </w:p>
-    <w:p>
-      <w:r>
-        <w:t>A word on working with the client. Barbara Ward has asked for a light touch on her people's time, which is fair. We honor it by asking once, asking clearly, and keeping our own record straight so that we are not back for the same file twice. Where the data touches commercial terms with named customers, we handle it as confidential and keep it inside the team.</w:t>
-      </w:r>
-    </w:p>
-    <w:p>
-      <w:pPr>
-        <w:pStyle w:val="Heading2"/>
-      </w:pPr>
-      <w:r>
-        <w:t>The first two weeks</w:t>
+        <w:t>4. Data requests to the client. All of us will feed a single list of the documents and contacts we each need, which I will consolidate so that the client sees one request from us and not three.</w:t>
       </w:r>
     </w:p>
     <w:p>
@@ -80,36 +58,22 @@
         <w:pStyle w:val="ListBullet"/>
       </w:pPr>
       <w:r>
-        <w:t>I will send a single consolidated data request this week and open a log of what we have asked for and what has come back, so that nobody on Barbara Ward's staff is asked twice for the same file.</w:t>
-      </w:r>
-    </w:p>
-    <w:p>
-      <w:pPr>
-        <w:pStyle w:val="ListBullet"/>
-      </w:pPr>
-      <w:r>
-        <w:t>Brenda Rodriguez will fix the definitions for price, discount, and margin before any number is calculated, so that we are not renegotiating what a figure means in the third month.</w:t>
-      </w:r>
-    </w:p>
-    <w:p>
-      <w:pPr>
-        <w:pStyle w:val="ListBullet"/>
-      </w:pPr>
-      <w:r>
-        <w:t>Deborah Gordon will schedule the first interviews on how prices are set and draft the questions for us to review together.</w:t>
-      </w:r>
-    </w:p>
-    <w:p>
-      <w:pPr>
-        <w:pStyle w:val="ListBullet"/>
-      </w:pPr>
-      <w:r>
-        <w:t>The three of us sit down at the end of next week to walk through what the data is telling us so far, gaps included.</w:t>
+        <w:t>5. Working file. I will open the shared engagement file this week and keep it current, so that every figure and source we rely on has one home and none of us is working from a private copy.</w:t>
       </w:r>
     </w:p>
     <w:p>
       <w:r>
-        <w:t>At this stage the client sees nothing that reads as a finding, because we have none yet. We have a scope, a plan, and a data request going out. I will keep the log current so that we always know where each request stands. If anything in this plan looks wrong to either of you, say so now, while it costs nothing to change.</w:t>
+        <w:t>Our sponsor on the client side is Barbara Ward, the Director of Operations, and I will route our requests for data and access through her so that the client hears one voice from us rather than several. She has asked that anything we need in the first month reach her in a single consolidated note, which is the reason for the fourth stream above; she has also offered to make the pricing owners on her side available for the interviews Brenda will want, once we tell her which lines we are starting with.</w:t>
+      </w:r>
+    </w:p>
+    <w:p>
+      <w:r>
+        <w:t>On cadence, I propose a short standing check-in among the three of us once a week, kept to fifteen minutes and to the question of what is blocked, and a separate note to Barbara Ward only when we have something to ask for or to report. I would rather we not bury her under traffic in the first weeks, when the useful thing we can send her is a clean request and not a running commentary.</w:t>
+      </w:r>
+    </w:p>
+    <w:p>
+      <w:r>
+        <w:t>The one thing I need from each of you this week is your list of the documents and contacts your stream will require, sent to me by Friday, so that I can fold it into one request and get it to Barbara Ward before the weekend; I will keep the shared engagement file current as material arrives and post a short index of what we have and what is still outstanding, so that no one has to ask me twice for the same status.</w:t>
       </w:r>
     </w:p>
     <w:sectPr>
